--- a/pr-preview/pr-382/chapters/defining-terms-tracked-changes.docx
+++ b/pr-preview/pr-382/chapters/defining-terms-tracked-changes.docx
@@ -16,7 +16,7 @@
       </w:pPr>
       <w:del w:id="1" w:author="PR Preview" w:date="2026-01-01T00:00:00Z">
         <w:r>
-          <w:delText xml:space="preserve">Last modified: 2026-10-26 23:59:30 (PDT)</w:delText>
+          <w:delText xml:space="preserve">Last modified: 2026-10-27 01:39:34 (PDT)</w:delText>
         </w:r>
       </w:del>
     </w:p>
@@ -26,7 +26,7 @@
       </w:pPr>
       <w:ins w:id="2" w:author="PR Preview" w:date="2026-01-01T00:00:00Z">
         <w:r>
-          <w:t xml:space="preserve">Last modified: 2026-10-27 01:25:16 (PDT)</w:t>
+          <w:t xml:space="preserve">Last modified: 2026-10-27 03:58:50 (PDT)</w:t>
         </w:r>
       </w:ins>
     </w:p>

--- a/pr-preview/pr-382/chapters/defining-terms-tracked-changes.docx
+++ b/pr-preview/pr-382/chapters/defining-terms-tracked-changes.docx
@@ -16,7 +16,7 @@
       </w:pPr>
       <w:del w:id="1" w:author="PR Preview" w:date="2026-01-01T00:00:00Z">
         <w:r>
-          <w:delText xml:space="preserve">Last modified: 2026-10-27 01:39:34 (PDT)</w:delText>
+          <w:delText xml:space="preserve">Last modified: 2026-10-27 20:13:11 (PDT)</w:delText>
         </w:r>
       </w:del>
     </w:p>
@@ -26,7 +26,7 @@
       </w:pPr>
       <w:ins w:id="2" w:author="PR Preview" w:date="2026-01-01T00:00:00Z">
         <w:r>
-          <w:t xml:space="preserve">Last modified: 2026-10-27 03:58:50 (PDT)</w:t>
+          <w:t xml:space="preserve">Last modified: 2026-10-27 20:13:17 (PDT)</w:t>
         </w:r>
       </w:ins>
     </w:p>
@@ -3377,7 +3377,7 @@
         <w:rPr>
           <w:rStyle w:val="VerbatimChar"/>
         </w:rPr>
-        <w:t xml:space="preserve">the error is the sum of its squared [bias](#def-bias), its [variance](#def-variance), and the [irreducible error](#def-irreducible-error)</w:t>
+        <w:t xml:space="preserve">the expected squared prediction error is the sum of the squared [bias](#def-bias), the [variance](#def-variance), and the [residual variance](#def-residual-variance)</w:t>
       </w:r>
       <w:r>
         <w:t xml:space="preserve">,</w:t>
@@ -3395,7 +3395,7 @@
         <w:rPr>
           <w:rStyle w:val="VerbatimChar"/>
         </w:rPr>
-        <w:t xml:space="preserve">the error is the sum of its squared bias, its variance, and the irreducible error (definitions: [bias](#def-bias), [variance](#def-variance), [irreducible error](#def-irreducible-error))</w:t>
+        <w:t xml:space="preserve">the expected squared prediction error is the sum of the squared bias, the variance, and the residual variance (definitions: [bias](#def-bias), [variance](#def-variance), [residual variance](#def-residual-variance))</w:t>
       </w:r>
       <w:r>
         <w:t xml:space="preserve">.</w:t>
